--- a/library/_deliverables/windows-firewall-gpo-to-intune-migration/FWMIG-Solution.docx
+++ b/library/_deliverables/windows-firewall-gpo-to-intune-migration/FWMIG-Solution.docx
@@ -91,7 +91,7 @@
         <w:rPr>
           <w:b/>
         </w:rPr>
-        <w:t>Phoenixtekk Workplace Marketplace · Migrations</w:t>
+        <w:t>White-label · Migrations</w:t>
       </w:r>
     </w:p>
     <w:p>
@@ -235,7 +235,7 @@
         <w:pStyle w:val="Heading2"/>
       </w:pPr>
       <w:r>
-        <w:t>The Phoenixtekk deployment model</w:t>
+        <w:t>The standard deployment model</w:t>
       </w:r>
     </w:p>
     <w:p>
@@ -823,7 +823,7 @@
         <w:pStyle w:val="Heading2"/>
       </w:pPr>
       <w:r>
-        <w:t>The standard Phoenixtekk deployment model</w:t>
+        <w:t>The standard deployment model</w:t>
       </w:r>
     </w:p>
     <w:p>
@@ -835,7 +835,7 @@
           <w:i/>
           <w:color w:val="2E86C1"/>
         </w:rPr>
-        <w:t>Assess (inventory GPO firewall rules) → Configure (translate to Intune policy + rules, set coexistence) → Pilot (Migration Ring – Pilot) → Validate (rule parity + connectivity) → Expand (waves, then retire GPO). Phoenixtekk pattern: Assess → Configure → Pilot → Validate → Expand.</w:t>
+        <w:t>Assess (inventory GPO firewall rules) → Configure (translate to Intune policy + rules, set coexistence) → Pilot (Migration Ring – Pilot) → Validate (rule parity + connectivity) → Expand (waves, then retire GPO). repeatable pattern: Assess → Configure → Pilot → Validate → Expand.</w:t>
       </w:r>
     </w:p>
     <w:p>
@@ -5112,7 +5112,7 @@
         <w:pStyle w:val="ListBullet"/>
       </w:pPr>
       <w:r>
-        <w:t xml:space="preserve">A repeatable process following the Phoenixtekk model: </w:t>
+        <w:t xml:space="preserve">A repeatable process following the repeatable model: </w:t>
       </w:r>
       <w:r>
         <w:rPr>
